--- a/chapters/06/core/AIHE-B02/supp/AIHE-M/docx/AIHE-M_worked_example.docx
+++ b/chapters/06/core/AIHE-B02/supp/AIHE-M/docx/AIHE-M_worked_example.docx
@@ -5,7 +5,7 @@
     <w:p>
       <w:pPr>
         <w:pStyle w:val="Title"/>
-        <w:jc w:val="center"/>
+        <w:jc w:val="centre"/>
       </w:pPr>
       <w:r>
         <w:rPr>
@@ -27,7 +27,7 @@
     </w:p>
     <w:p>
       <w:pPr>
-        <w:jc w:val="center"/>
+        <w:jc w:val="centre"/>
       </w:pPr>
       <w:r>
         <w:rPr>
@@ -41,7 +41,7 @@
       <w:tblPr>
         <w:tblStyle w:val="TableGrid"/>
         <w:tblW w:type="auto" w:w="0"/>
-        <w:jc w:val="center"/>
+        <w:jc w:val="centre"/>
         <w:tblLook w:firstColumn="1" w:firstRow="1" w:lastColumn="0" w:lastRow="0" w:noHBand="0" w:noVBand="1" w:val="04A0"/>
       </w:tblPr>
       <w:tblGrid>
@@ -110,7 +110,7 @@
               <w:bottom w:w="80" w:type="dxa"/>
               <w:end w:w="80" w:type="dxa"/>
             </w:tcMar>
-            <w:vAlign w:val="center"/>
+            <w:vAlign w:val="centre"/>
           </w:tcPr>
           <w:p>
             <w:pPr>
@@ -184,7 +184,7 @@
               <w:bottom w:w="80" w:type="dxa"/>
               <w:end w:w="80" w:type="dxa"/>
             </w:tcMar>
-            <w:vAlign w:val="center"/>
+            <w:vAlign w:val="centre"/>
           </w:tcPr>
           <w:p>
             <w:pPr>
@@ -252,7 +252,7 @@
     </w:p>
     <w:p>
       <w:r>
-        <w:t>Complete the fields with the multidisciplinary team. Record evidence sources, assumptions, limitations, owners, dates, and decision thresholds. Use synthetic or appropriately governed data only. The worked example is fictional and is provided for teaching.</w:t>
+        <w:t>Complete the fields with the multidisciplinary team. Record evidence sources, assumptions, limitations, owners, dates, and decision thresholds. Use synthetic or appropriately governed data only. The worked example is fictional and is provided as a synthetic demonstration.</w:t>
       </w:r>
     </w:p>
     <w:p>
@@ -295,7 +295,7 @@
       <w:tblPr>
         <w:tblStyle w:val="TableGrid"/>
         <w:tblW w:type="auto" w:w="0"/>
-        <w:jc w:val="center"/>
+        <w:jc w:val="centre"/>
         <w:tblLook w:firstColumn="1" w:firstRow="1" w:lastColumn="0" w:lastRow="0" w:noHBand="0" w:noVBand="1" w:val="04A0"/>
       </w:tblPr>
       <w:tblGrid>
@@ -317,7 +317,7 @@
         <w:tc>
           <w:tcPr>
             <w:tcW w:type="dxa" w:w="1397"/>
-            <w:vAlign w:val="center"/>
+            <w:vAlign w:val="centre"/>
             <w:tcMar>
               <w:top w:w="80" w:type="dxa"/>
               <w:start w:w="80" w:type="dxa"/>
@@ -338,7 +338,7 @@
         <w:tc>
           <w:tcPr>
             <w:tcW w:type="dxa" w:w="1397"/>
-            <w:vAlign w:val="center"/>
+            <w:vAlign w:val="centre"/>
             <w:tcMar>
               <w:top w:w="80" w:type="dxa"/>
               <w:start w:w="80" w:type="dxa"/>
@@ -359,7 +359,7 @@
         <w:tc>
           <w:tcPr>
             <w:tcW w:type="dxa" w:w="1397"/>
-            <w:vAlign w:val="center"/>
+            <w:vAlign w:val="centre"/>
             <w:tcMar>
               <w:top w:w="80" w:type="dxa"/>
               <w:start w:w="80" w:type="dxa"/>
@@ -380,7 +380,7 @@
         <w:tc>
           <w:tcPr>
             <w:tcW w:type="dxa" w:w="1397"/>
-            <w:vAlign w:val="center"/>
+            <w:vAlign w:val="centre"/>
             <w:tcMar>
               <w:top w:w="80" w:type="dxa"/>
               <w:start w:w="80" w:type="dxa"/>
@@ -401,7 +401,7 @@
         <w:tc>
           <w:tcPr>
             <w:tcW w:type="dxa" w:w="1397"/>
-            <w:vAlign w:val="center"/>
+            <w:vAlign w:val="centre"/>
             <w:tcMar>
               <w:top w:w="80" w:type="dxa"/>
               <w:start w:w="80" w:type="dxa"/>
@@ -422,7 +422,7 @@
         <w:tc>
           <w:tcPr>
             <w:tcW w:type="dxa" w:w="1397"/>
-            <w:vAlign w:val="center"/>
+            <w:vAlign w:val="centre"/>
             <w:tcMar>
               <w:top w:w="80" w:type="dxa"/>
               <w:start w:w="80" w:type="dxa"/>
@@ -443,7 +443,7 @@
         <w:tc>
           <w:tcPr>
             <w:tcW w:type="dxa" w:w="1397"/>
-            <w:vAlign w:val="center"/>
+            <w:vAlign w:val="centre"/>
             <w:tcMar>
               <w:top w:w="80" w:type="dxa"/>
               <w:start w:w="80" w:type="dxa"/>
@@ -464,7 +464,7 @@
         <w:tc>
           <w:tcPr>
             <w:tcW w:type="dxa" w:w="1397"/>
-            <w:vAlign w:val="center"/>
+            <w:vAlign w:val="centre"/>
             <w:tcMar>
               <w:top w:w="80" w:type="dxa"/>
               <w:start w:w="80" w:type="dxa"/>
@@ -485,7 +485,7 @@
         <w:tc>
           <w:tcPr>
             <w:tcW w:type="dxa" w:w="1397"/>
-            <w:vAlign w:val="center"/>
+            <w:vAlign w:val="centre"/>
             <w:tcMar>
               <w:top w:w="80" w:type="dxa"/>
               <w:start w:w="80" w:type="dxa"/>
@@ -506,7 +506,7 @@
         <w:tc>
           <w:tcPr>
             <w:tcW w:type="dxa" w:w="1397"/>
-            <w:vAlign w:val="center"/>
+            <w:vAlign w:val="centre"/>
             <w:tcMar>
               <w:top w:w="80" w:type="dxa"/>
               <w:start w:w="80" w:type="dxa"/>
@@ -529,7 +529,7 @@
         <w:tc>
           <w:tcPr>
             <w:tcW w:type="dxa" w:w="1397"/>
-            <w:vAlign w:val="center"/>
+            <w:vAlign w:val="centre"/>
             <w:tcMar>
               <w:top w:w="80" w:type="dxa"/>
               <w:start w:w="80" w:type="dxa"/>
@@ -546,7 +546,7 @@
         <w:tc>
           <w:tcPr>
             <w:tcW w:type="dxa" w:w="1397"/>
-            <w:vAlign w:val="center"/>
+            <w:vAlign w:val="centre"/>
             <w:tcMar>
               <w:top w:w="80" w:type="dxa"/>
               <w:start w:w="80" w:type="dxa"/>
@@ -561,7 +561,7 @@
         <w:tc>
           <w:tcPr>
             <w:tcW w:type="dxa" w:w="1397"/>
-            <w:vAlign w:val="center"/>
+            <w:vAlign w:val="centre"/>
             <w:tcMar>
               <w:top w:w="80" w:type="dxa"/>
               <w:start w:w="80" w:type="dxa"/>
@@ -576,7 +576,7 @@
         <w:tc>
           <w:tcPr>
             <w:tcW w:type="dxa" w:w="1397"/>
-            <w:vAlign w:val="center"/>
+            <w:vAlign w:val="centre"/>
             <w:tcMar>
               <w:top w:w="80" w:type="dxa"/>
               <w:start w:w="80" w:type="dxa"/>
@@ -593,7 +593,7 @@
         <w:tc>
           <w:tcPr>
             <w:tcW w:type="dxa" w:w="1397"/>
-            <w:vAlign w:val="center"/>
+            <w:vAlign w:val="centre"/>
             <w:tcMar>
               <w:top w:w="80" w:type="dxa"/>
               <w:start w:w="80" w:type="dxa"/>
@@ -608,7 +608,7 @@
         <w:tc>
           <w:tcPr>
             <w:tcW w:type="dxa" w:w="1397"/>
-            <w:vAlign w:val="center"/>
+            <w:vAlign w:val="centre"/>
             <w:tcMar>
               <w:top w:w="80" w:type="dxa"/>
               <w:start w:w="80" w:type="dxa"/>
@@ -623,7 +623,7 @@
         <w:tc>
           <w:tcPr>
             <w:tcW w:type="dxa" w:w="1397"/>
-            <w:vAlign w:val="center"/>
+            <w:vAlign w:val="centre"/>
             <w:tcMar>
               <w:top w:w="80" w:type="dxa"/>
               <w:start w:w="80" w:type="dxa"/>
@@ -638,7 +638,7 @@
         <w:tc>
           <w:tcPr>
             <w:tcW w:type="dxa" w:w="1397"/>
-            <w:vAlign w:val="center"/>
+            <w:vAlign w:val="centre"/>
             <w:tcMar>
               <w:top w:w="80" w:type="dxa"/>
               <w:start w:w="80" w:type="dxa"/>
@@ -653,7 +653,7 @@
         <w:tc>
           <w:tcPr>
             <w:tcW w:type="dxa" w:w="1397"/>
-            <w:vAlign w:val="center"/>
+            <w:vAlign w:val="centre"/>
             <w:tcMar>
               <w:top w:w="80" w:type="dxa"/>
               <w:start w:w="80" w:type="dxa"/>
@@ -670,7 +670,7 @@
         <w:tc>
           <w:tcPr>
             <w:tcW w:type="dxa" w:w="1397"/>
-            <w:vAlign w:val="center"/>
+            <w:vAlign w:val="centre"/>
             <w:tcMar>
               <w:top w:w="80" w:type="dxa"/>
               <w:start w:w="80" w:type="dxa"/>
@@ -689,7 +689,7 @@
         <w:tc>
           <w:tcPr>
             <w:tcW w:type="dxa" w:w="1397"/>
-            <w:vAlign w:val="center"/>
+            <w:vAlign w:val="centre"/>
             <w:tcMar>
               <w:top w:w="80" w:type="dxa"/>
               <w:start w:w="80" w:type="dxa"/>
@@ -706,7 +706,7 @@
         <w:tc>
           <w:tcPr>
             <w:tcW w:type="dxa" w:w="1397"/>
-            <w:vAlign w:val="center"/>
+            <w:vAlign w:val="centre"/>
             <w:tcMar>
               <w:top w:w="80" w:type="dxa"/>
               <w:start w:w="80" w:type="dxa"/>
@@ -721,7 +721,7 @@
         <w:tc>
           <w:tcPr>
             <w:tcW w:type="dxa" w:w="1397"/>
-            <w:vAlign w:val="center"/>
+            <w:vAlign w:val="centre"/>
             <w:tcMar>
               <w:top w:w="80" w:type="dxa"/>
               <w:start w:w="80" w:type="dxa"/>
@@ -736,7 +736,7 @@
         <w:tc>
           <w:tcPr>
             <w:tcW w:type="dxa" w:w="1397"/>
-            <w:vAlign w:val="center"/>
+            <w:vAlign w:val="centre"/>
             <w:tcMar>
               <w:top w:w="80" w:type="dxa"/>
               <w:start w:w="80" w:type="dxa"/>
@@ -753,7 +753,7 @@
         <w:tc>
           <w:tcPr>
             <w:tcW w:type="dxa" w:w="1397"/>
-            <w:vAlign w:val="center"/>
+            <w:vAlign w:val="centre"/>
             <w:tcMar>
               <w:top w:w="80" w:type="dxa"/>
               <w:start w:w="80" w:type="dxa"/>
@@ -768,7 +768,7 @@
         <w:tc>
           <w:tcPr>
             <w:tcW w:type="dxa" w:w="1397"/>
-            <w:vAlign w:val="center"/>
+            <w:vAlign w:val="centre"/>
             <w:tcMar>
               <w:top w:w="80" w:type="dxa"/>
               <w:start w:w="80" w:type="dxa"/>
@@ -783,7 +783,7 @@
         <w:tc>
           <w:tcPr>
             <w:tcW w:type="dxa" w:w="1397"/>
-            <w:vAlign w:val="center"/>
+            <w:vAlign w:val="centre"/>
             <w:tcMar>
               <w:top w:w="80" w:type="dxa"/>
               <w:start w:w="80" w:type="dxa"/>
@@ -798,7 +798,7 @@
         <w:tc>
           <w:tcPr>
             <w:tcW w:type="dxa" w:w="1397"/>
-            <w:vAlign w:val="center"/>
+            <w:vAlign w:val="centre"/>
             <w:tcMar>
               <w:top w:w="80" w:type="dxa"/>
               <w:start w:w="80" w:type="dxa"/>
@@ -813,7 +813,7 @@
         <w:tc>
           <w:tcPr>
             <w:tcW w:type="dxa" w:w="1397"/>
-            <w:vAlign w:val="center"/>
+            <w:vAlign w:val="centre"/>
             <w:tcMar>
               <w:top w:w="80" w:type="dxa"/>
               <w:start w:w="80" w:type="dxa"/>
@@ -830,7 +830,7 @@
         <w:tc>
           <w:tcPr>
             <w:tcW w:type="dxa" w:w="1397"/>
-            <w:vAlign w:val="center"/>
+            <w:vAlign w:val="centre"/>
             <w:tcMar>
               <w:top w:w="80" w:type="dxa"/>
               <w:start w:w="80" w:type="dxa"/>
@@ -849,7 +849,7 @@
         <w:tc>
           <w:tcPr>
             <w:tcW w:type="dxa" w:w="1397"/>
-            <w:vAlign w:val="center"/>
+            <w:vAlign w:val="centre"/>
             <w:tcMar>
               <w:top w:w="80" w:type="dxa"/>
               <w:start w:w="80" w:type="dxa"/>
@@ -866,7 +866,7 @@
         <w:tc>
           <w:tcPr>
             <w:tcW w:type="dxa" w:w="1397"/>
-            <w:vAlign w:val="center"/>
+            <w:vAlign w:val="centre"/>
             <w:tcMar>
               <w:top w:w="80" w:type="dxa"/>
               <w:start w:w="80" w:type="dxa"/>
@@ -881,7 +881,7 @@
         <w:tc>
           <w:tcPr>
             <w:tcW w:type="dxa" w:w="1397"/>
-            <w:vAlign w:val="center"/>
+            <w:vAlign w:val="centre"/>
             <w:tcMar>
               <w:top w:w="80" w:type="dxa"/>
               <w:start w:w="80" w:type="dxa"/>
@@ -896,7 +896,7 @@
         <w:tc>
           <w:tcPr>
             <w:tcW w:type="dxa" w:w="1397"/>
-            <w:vAlign w:val="center"/>
+            <w:vAlign w:val="centre"/>
             <w:tcMar>
               <w:top w:w="80" w:type="dxa"/>
               <w:start w:w="80" w:type="dxa"/>
@@ -913,7 +913,7 @@
         <w:tc>
           <w:tcPr>
             <w:tcW w:type="dxa" w:w="1397"/>
-            <w:vAlign w:val="center"/>
+            <w:vAlign w:val="centre"/>
             <w:tcMar>
               <w:top w:w="80" w:type="dxa"/>
               <w:start w:w="80" w:type="dxa"/>
@@ -928,7 +928,7 @@
         <w:tc>
           <w:tcPr>
             <w:tcW w:type="dxa" w:w="1397"/>
-            <w:vAlign w:val="center"/>
+            <w:vAlign w:val="centre"/>
             <w:tcMar>
               <w:top w:w="80" w:type="dxa"/>
               <w:start w:w="80" w:type="dxa"/>
@@ -943,7 +943,7 @@
         <w:tc>
           <w:tcPr>
             <w:tcW w:type="dxa" w:w="1397"/>
-            <w:vAlign w:val="center"/>
+            <w:vAlign w:val="centre"/>
             <w:tcMar>
               <w:top w:w="80" w:type="dxa"/>
               <w:start w:w="80" w:type="dxa"/>
@@ -958,7 +958,7 @@
         <w:tc>
           <w:tcPr>
             <w:tcW w:type="dxa" w:w="1397"/>
-            <w:vAlign w:val="center"/>
+            <w:vAlign w:val="centre"/>
             <w:tcMar>
               <w:top w:w="80" w:type="dxa"/>
               <w:start w:w="80" w:type="dxa"/>
@@ -973,7 +973,7 @@
         <w:tc>
           <w:tcPr>
             <w:tcW w:type="dxa" w:w="1397"/>
-            <w:vAlign w:val="center"/>
+            <w:vAlign w:val="centre"/>
             <w:tcMar>
               <w:top w:w="80" w:type="dxa"/>
               <w:start w:w="80" w:type="dxa"/>
@@ -990,7 +990,7 @@
         <w:tc>
           <w:tcPr>
             <w:tcW w:type="dxa" w:w="1397"/>
-            <w:vAlign w:val="center"/>
+            <w:vAlign w:val="centre"/>
             <w:tcMar>
               <w:top w:w="80" w:type="dxa"/>
               <w:start w:w="80" w:type="dxa"/>
@@ -1009,7 +1009,7 @@
         <w:tc>
           <w:tcPr>
             <w:tcW w:type="dxa" w:w="1397"/>
-            <w:vAlign w:val="center"/>
+            <w:vAlign w:val="centre"/>
             <w:tcMar>
               <w:top w:w="80" w:type="dxa"/>
               <w:start w:w="80" w:type="dxa"/>
@@ -1026,7 +1026,7 @@
         <w:tc>
           <w:tcPr>
             <w:tcW w:type="dxa" w:w="1397"/>
-            <w:vAlign w:val="center"/>
+            <w:vAlign w:val="centre"/>
             <w:tcMar>
               <w:top w:w="80" w:type="dxa"/>
               <w:start w:w="80" w:type="dxa"/>
@@ -1041,7 +1041,7 @@
         <w:tc>
           <w:tcPr>
             <w:tcW w:type="dxa" w:w="1397"/>
-            <w:vAlign w:val="center"/>
+            <w:vAlign w:val="centre"/>
             <w:tcMar>
               <w:top w:w="80" w:type="dxa"/>
               <w:start w:w="80" w:type="dxa"/>
@@ -1056,7 +1056,7 @@
         <w:tc>
           <w:tcPr>
             <w:tcW w:type="dxa" w:w="1397"/>
-            <w:vAlign w:val="center"/>
+            <w:vAlign w:val="centre"/>
             <w:tcMar>
               <w:top w:w="80" w:type="dxa"/>
               <w:start w:w="80" w:type="dxa"/>
@@ -1073,7 +1073,7 @@
         <w:tc>
           <w:tcPr>
             <w:tcW w:type="dxa" w:w="1397"/>
-            <w:vAlign w:val="center"/>
+            <w:vAlign w:val="centre"/>
             <w:tcMar>
               <w:top w:w="80" w:type="dxa"/>
               <w:start w:w="80" w:type="dxa"/>
@@ -1088,7 +1088,7 @@
         <w:tc>
           <w:tcPr>
             <w:tcW w:type="dxa" w:w="1397"/>
-            <w:vAlign w:val="center"/>
+            <w:vAlign w:val="centre"/>
             <w:tcMar>
               <w:top w:w="80" w:type="dxa"/>
               <w:start w:w="80" w:type="dxa"/>
@@ -1103,7 +1103,7 @@
         <w:tc>
           <w:tcPr>
             <w:tcW w:type="dxa" w:w="1397"/>
-            <w:vAlign w:val="center"/>
+            <w:vAlign w:val="centre"/>
             <w:tcMar>
               <w:top w:w="80" w:type="dxa"/>
               <w:start w:w="80" w:type="dxa"/>
@@ -1118,7 +1118,7 @@
         <w:tc>
           <w:tcPr>
             <w:tcW w:type="dxa" w:w="1397"/>
-            <w:vAlign w:val="center"/>
+            <w:vAlign w:val="centre"/>
             <w:tcMar>
               <w:top w:w="80" w:type="dxa"/>
               <w:start w:w="80" w:type="dxa"/>
@@ -1133,7 +1133,7 @@
         <w:tc>
           <w:tcPr>
             <w:tcW w:type="dxa" w:w="1397"/>
-            <w:vAlign w:val="center"/>
+            <w:vAlign w:val="centre"/>
             <w:tcMar>
               <w:top w:w="80" w:type="dxa"/>
               <w:start w:w="80" w:type="dxa"/>
@@ -1150,7 +1150,7 @@
         <w:tc>
           <w:tcPr>
             <w:tcW w:type="dxa" w:w="1397"/>
-            <w:vAlign w:val="center"/>
+            <w:vAlign w:val="centre"/>
             <w:tcMar>
               <w:top w:w="80" w:type="dxa"/>
               <w:start w:w="80" w:type="dxa"/>
@@ -1169,7 +1169,7 @@
         <w:tc>
           <w:tcPr>
             <w:tcW w:type="dxa" w:w="1397"/>
-            <w:vAlign w:val="center"/>
+            <w:vAlign w:val="centre"/>
             <w:tcMar>
               <w:top w:w="80" w:type="dxa"/>
               <w:start w:w="80" w:type="dxa"/>
@@ -1186,7 +1186,7 @@
         <w:tc>
           <w:tcPr>
             <w:tcW w:type="dxa" w:w="1397"/>
-            <w:vAlign w:val="center"/>
+            <w:vAlign w:val="centre"/>
             <w:tcMar>
               <w:top w:w="80" w:type="dxa"/>
               <w:start w:w="80" w:type="dxa"/>
@@ -1201,7 +1201,7 @@
         <w:tc>
           <w:tcPr>
             <w:tcW w:type="dxa" w:w="1397"/>
-            <w:vAlign w:val="center"/>
+            <w:vAlign w:val="centre"/>
             <w:tcMar>
               <w:top w:w="80" w:type="dxa"/>
               <w:start w:w="80" w:type="dxa"/>
@@ -1216,7 +1216,7 @@
         <w:tc>
           <w:tcPr>
             <w:tcW w:type="dxa" w:w="1397"/>
-            <w:vAlign w:val="center"/>
+            <w:vAlign w:val="centre"/>
             <w:tcMar>
               <w:top w:w="80" w:type="dxa"/>
               <w:start w:w="80" w:type="dxa"/>
@@ -1233,7 +1233,7 @@
         <w:tc>
           <w:tcPr>
             <w:tcW w:type="dxa" w:w="1397"/>
-            <w:vAlign w:val="center"/>
+            <w:vAlign w:val="centre"/>
             <w:tcMar>
               <w:top w:w="80" w:type="dxa"/>
               <w:start w:w="80" w:type="dxa"/>
@@ -1248,7 +1248,7 @@
         <w:tc>
           <w:tcPr>
             <w:tcW w:type="dxa" w:w="1397"/>
-            <w:vAlign w:val="center"/>
+            <w:vAlign w:val="centre"/>
             <w:tcMar>
               <w:top w:w="80" w:type="dxa"/>
               <w:start w:w="80" w:type="dxa"/>
@@ -1263,7 +1263,7 @@
         <w:tc>
           <w:tcPr>
             <w:tcW w:type="dxa" w:w="1397"/>
-            <w:vAlign w:val="center"/>
+            <w:vAlign w:val="centre"/>
             <w:tcMar>
               <w:top w:w="80" w:type="dxa"/>
               <w:start w:w="80" w:type="dxa"/>
@@ -1278,7 +1278,7 @@
         <w:tc>
           <w:tcPr>
             <w:tcW w:type="dxa" w:w="1397"/>
-            <w:vAlign w:val="center"/>
+            <w:vAlign w:val="centre"/>
             <w:tcMar>
               <w:top w:w="80" w:type="dxa"/>
               <w:start w:w="80" w:type="dxa"/>
@@ -1293,7 +1293,7 @@
         <w:tc>
           <w:tcPr>
             <w:tcW w:type="dxa" w:w="1397"/>
-            <w:vAlign w:val="center"/>
+            <w:vAlign w:val="centre"/>
             <w:tcMar>
               <w:top w:w="80" w:type="dxa"/>
               <w:start w:w="80" w:type="dxa"/>
@@ -1310,7 +1310,7 @@
         <w:tc>
           <w:tcPr>
             <w:tcW w:type="dxa" w:w="1397"/>
-            <w:vAlign w:val="center"/>
+            <w:vAlign w:val="centre"/>
             <w:tcMar>
               <w:top w:w="80" w:type="dxa"/>
               <w:start w:w="80" w:type="dxa"/>
@@ -1329,7 +1329,7 @@
         <w:tc>
           <w:tcPr>
             <w:tcW w:type="dxa" w:w="1397"/>
-            <w:vAlign w:val="center"/>
+            <w:vAlign w:val="centre"/>
             <w:tcMar>
               <w:top w:w="80" w:type="dxa"/>
               <w:start w:w="80" w:type="dxa"/>
@@ -1346,7 +1346,7 @@
         <w:tc>
           <w:tcPr>
             <w:tcW w:type="dxa" w:w="1397"/>
-            <w:vAlign w:val="center"/>
+            <w:vAlign w:val="centre"/>
             <w:tcMar>
               <w:top w:w="80" w:type="dxa"/>
               <w:start w:w="80" w:type="dxa"/>
@@ -1361,7 +1361,7 @@
         <w:tc>
           <w:tcPr>
             <w:tcW w:type="dxa" w:w="1397"/>
-            <w:vAlign w:val="center"/>
+            <w:vAlign w:val="centre"/>
             <w:tcMar>
               <w:top w:w="80" w:type="dxa"/>
               <w:start w:w="80" w:type="dxa"/>
@@ -1376,7 +1376,7 @@
         <w:tc>
           <w:tcPr>
             <w:tcW w:type="dxa" w:w="1397"/>
-            <w:vAlign w:val="center"/>
+            <w:vAlign w:val="centre"/>
             <w:tcMar>
               <w:top w:w="80" w:type="dxa"/>
               <w:start w:w="80" w:type="dxa"/>
@@ -1393,7 +1393,7 @@
         <w:tc>
           <w:tcPr>
             <w:tcW w:type="dxa" w:w="1397"/>
-            <w:vAlign w:val="center"/>
+            <w:vAlign w:val="centre"/>
             <w:tcMar>
               <w:top w:w="80" w:type="dxa"/>
               <w:start w:w="80" w:type="dxa"/>
@@ -1408,7 +1408,7 @@
         <w:tc>
           <w:tcPr>
             <w:tcW w:type="dxa" w:w="1397"/>
-            <w:vAlign w:val="center"/>
+            <w:vAlign w:val="centre"/>
             <w:tcMar>
               <w:top w:w="80" w:type="dxa"/>
               <w:start w:w="80" w:type="dxa"/>
@@ -1423,7 +1423,7 @@
         <w:tc>
           <w:tcPr>
             <w:tcW w:type="dxa" w:w="1397"/>
-            <w:vAlign w:val="center"/>
+            <w:vAlign w:val="centre"/>
             <w:tcMar>
               <w:top w:w="80" w:type="dxa"/>
               <w:start w:w="80" w:type="dxa"/>
@@ -1438,7 +1438,7 @@
         <w:tc>
           <w:tcPr>
             <w:tcW w:type="dxa" w:w="1397"/>
-            <w:vAlign w:val="center"/>
+            <w:vAlign w:val="centre"/>
             <w:tcMar>
               <w:top w:w="80" w:type="dxa"/>
               <w:start w:w="80" w:type="dxa"/>
@@ -1453,7 +1453,7 @@
         <w:tc>
           <w:tcPr>
             <w:tcW w:type="dxa" w:w="1397"/>
-            <w:vAlign w:val="center"/>
+            <w:vAlign w:val="centre"/>
             <w:tcMar>
               <w:top w:w="80" w:type="dxa"/>
               <w:start w:w="80" w:type="dxa"/>
@@ -1470,7 +1470,7 @@
         <w:tc>
           <w:tcPr>
             <w:tcW w:type="dxa" w:w="1397"/>
-            <w:vAlign w:val="center"/>
+            <w:vAlign w:val="centre"/>
             <w:tcMar>
               <w:top w:w="80" w:type="dxa"/>
               <w:start w:w="80" w:type="dxa"/>
@@ -1489,7 +1489,7 @@
         <w:tc>
           <w:tcPr>
             <w:tcW w:type="dxa" w:w="1397"/>
-            <w:vAlign w:val="center"/>
+            <w:vAlign w:val="centre"/>
             <w:tcMar>
               <w:top w:w="80" w:type="dxa"/>
               <w:start w:w="80" w:type="dxa"/>
@@ -1506,7 +1506,7 @@
         <w:tc>
           <w:tcPr>
             <w:tcW w:type="dxa" w:w="1397"/>
-            <w:vAlign w:val="center"/>
+            <w:vAlign w:val="centre"/>
             <w:tcMar>
               <w:top w:w="80" w:type="dxa"/>
               <w:start w:w="80" w:type="dxa"/>
@@ -1521,7 +1521,7 @@
         <w:tc>
           <w:tcPr>
             <w:tcW w:type="dxa" w:w="1397"/>
-            <w:vAlign w:val="center"/>
+            <w:vAlign w:val="centre"/>
             <w:tcMar>
               <w:top w:w="80" w:type="dxa"/>
               <w:start w:w="80" w:type="dxa"/>
@@ -1536,7 +1536,7 @@
         <w:tc>
           <w:tcPr>
             <w:tcW w:type="dxa" w:w="1397"/>
-            <w:vAlign w:val="center"/>
+            <w:vAlign w:val="centre"/>
             <w:tcMar>
               <w:top w:w="80" w:type="dxa"/>
               <w:start w:w="80" w:type="dxa"/>
@@ -1553,7 +1553,7 @@
         <w:tc>
           <w:tcPr>
             <w:tcW w:type="dxa" w:w="1397"/>
-            <w:vAlign w:val="center"/>
+            <w:vAlign w:val="centre"/>
             <w:tcMar>
               <w:top w:w="80" w:type="dxa"/>
               <w:start w:w="80" w:type="dxa"/>
@@ -1568,7 +1568,7 @@
         <w:tc>
           <w:tcPr>
             <w:tcW w:type="dxa" w:w="1397"/>
-            <w:vAlign w:val="center"/>
+            <w:vAlign w:val="centre"/>
             <w:tcMar>
               <w:top w:w="80" w:type="dxa"/>
               <w:start w:w="80" w:type="dxa"/>
@@ -1583,7 +1583,7 @@
         <w:tc>
           <w:tcPr>
             <w:tcW w:type="dxa" w:w="1397"/>
-            <w:vAlign w:val="center"/>
+            <w:vAlign w:val="centre"/>
             <w:tcMar>
               <w:top w:w="80" w:type="dxa"/>
               <w:start w:w="80" w:type="dxa"/>
@@ -1598,7 +1598,7 @@
         <w:tc>
           <w:tcPr>
             <w:tcW w:type="dxa" w:w="1397"/>
-            <w:vAlign w:val="center"/>
+            <w:vAlign w:val="centre"/>
             <w:tcMar>
               <w:top w:w="80" w:type="dxa"/>
               <w:start w:w="80" w:type="dxa"/>
@@ -1613,7 +1613,7 @@
         <w:tc>
           <w:tcPr>
             <w:tcW w:type="dxa" w:w="1397"/>
-            <w:vAlign w:val="center"/>
+            <w:vAlign w:val="centre"/>
             <w:tcMar>
               <w:top w:w="80" w:type="dxa"/>
               <w:start w:w="80" w:type="dxa"/>
@@ -1630,7 +1630,7 @@
         <w:tc>
           <w:tcPr>
             <w:tcW w:type="dxa" w:w="1397"/>
-            <w:vAlign w:val="center"/>
+            <w:vAlign w:val="centre"/>
             <w:tcMar>
               <w:top w:w="80" w:type="dxa"/>
               <w:start w:w="80" w:type="dxa"/>
@@ -1649,7 +1649,7 @@
         <w:tc>
           <w:tcPr>
             <w:tcW w:type="dxa" w:w="1397"/>
-            <w:vAlign w:val="center"/>
+            <w:vAlign w:val="centre"/>
             <w:tcMar>
               <w:top w:w="80" w:type="dxa"/>
               <w:start w:w="80" w:type="dxa"/>
@@ -1666,7 +1666,7 @@
         <w:tc>
           <w:tcPr>
             <w:tcW w:type="dxa" w:w="1397"/>
-            <w:vAlign w:val="center"/>
+            <w:vAlign w:val="centre"/>
             <w:tcMar>
               <w:top w:w="80" w:type="dxa"/>
               <w:start w:w="80" w:type="dxa"/>
@@ -1681,7 +1681,7 @@
         <w:tc>
           <w:tcPr>
             <w:tcW w:type="dxa" w:w="1397"/>
-            <w:vAlign w:val="center"/>
+            <w:vAlign w:val="centre"/>
             <w:tcMar>
               <w:top w:w="80" w:type="dxa"/>
               <w:start w:w="80" w:type="dxa"/>
@@ -1696,7 +1696,7 @@
         <w:tc>
           <w:tcPr>
             <w:tcW w:type="dxa" w:w="1397"/>
-            <w:vAlign w:val="center"/>
+            <w:vAlign w:val="centre"/>
             <w:tcMar>
               <w:top w:w="80" w:type="dxa"/>
               <w:start w:w="80" w:type="dxa"/>
@@ -1713,7 +1713,7 @@
         <w:tc>
           <w:tcPr>
             <w:tcW w:type="dxa" w:w="1397"/>
-            <w:vAlign w:val="center"/>
+            <w:vAlign w:val="centre"/>
             <w:tcMar>
               <w:top w:w="80" w:type="dxa"/>
               <w:start w:w="80" w:type="dxa"/>
@@ -1728,7 +1728,7 @@
         <w:tc>
           <w:tcPr>
             <w:tcW w:type="dxa" w:w="1397"/>
-            <w:vAlign w:val="center"/>
+            <w:vAlign w:val="centre"/>
             <w:tcMar>
               <w:top w:w="80" w:type="dxa"/>
               <w:start w:w="80" w:type="dxa"/>
@@ -1743,7 +1743,7 @@
         <w:tc>
           <w:tcPr>
             <w:tcW w:type="dxa" w:w="1397"/>
-            <w:vAlign w:val="center"/>
+            <w:vAlign w:val="centre"/>
             <w:tcMar>
               <w:top w:w="80" w:type="dxa"/>
               <w:start w:w="80" w:type="dxa"/>
@@ -1758,7 +1758,7 @@
         <w:tc>
           <w:tcPr>
             <w:tcW w:type="dxa" w:w="1397"/>
-            <w:vAlign w:val="center"/>
+            <w:vAlign w:val="centre"/>
             <w:tcMar>
               <w:top w:w="80" w:type="dxa"/>
               <w:start w:w="80" w:type="dxa"/>
@@ -1773,7 +1773,7 @@
         <w:tc>
           <w:tcPr>
             <w:tcW w:type="dxa" w:w="1397"/>
-            <w:vAlign w:val="center"/>
+            <w:vAlign w:val="centre"/>
             <w:tcMar>
               <w:top w:w="80" w:type="dxa"/>
               <w:start w:w="80" w:type="dxa"/>
@@ -1790,7 +1790,7 @@
         <w:tc>
           <w:tcPr>
             <w:tcW w:type="dxa" w:w="1397"/>
-            <w:vAlign w:val="center"/>
+            <w:vAlign w:val="centre"/>
             <w:tcMar>
               <w:top w:w="80" w:type="dxa"/>
               <w:start w:w="80" w:type="dxa"/>
@@ -1809,7 +1809,7 @@
         <w:tc>
           <w:tcPr>
             <w:tcW w:type="dxa" w:w="1397"/>
-            <w:vAlign w:val="center"/>
+            <w:vAlign w:val="centre"/>
             <w:tcMar>
               <w:top w:w="80" w:type="dxa"/>
               <w:start w:w="80" w:type="dxa"/>
@@ -1826,7 +1826,7 @@
         <w:tc>
           <w:tcPr>
             <w:tcW w:type="dxa" w:w="1397"/>
-            <w:vAlign w:val="center"/>
+            <w:vAlign w:val="centre"/>
             <w:tcMar>
               <w:top w:w="80" w:type="dxa"/>
               <w:start w:w="80" w:type="dxa"/>
@@ -1841,7 +1841,7 @@
         <w:tc>
           <w:tcPr>
             <w:tcW w:type="dxa" w:w="1397"/>
-            <w:vAlign w:val="center"/>
+            <w:vAlign w:val="centre"/>
             <w:tcMar>
               <w:top w:w="80" w:type="dxa"/>
               <w:start w:w="80" w:type="dxa"/>
@@ -1856,7 +1856,7 @@
         <w:tc>
           <w:tcPr>
             <w:tcW w:type="dxa" w:w="1397"/>
-            <w:vAlign w:val="center"/>
+            <w:vAlign w:val="centre"/>
             <w:tcMar>
               <w:top w:w="80" w:type="dxa"/>
               <w:start w:w="80" w:type="dxa"/>
@@ -1873,7 +1873,7 @@
         <w:tc>
           <w:tcPr>
             <w:tcW w:type="dxa" w:w="1397"/>
-            <w:vAlign w:val="center"/>
+            <w:vAlign w:val="centre"/>
             <w:tcMar>
               <w:top w:w="80" w:type="dxa"/>
               <w:start w:w="80" w:type="dxa"/>
@@ -1888,7 +1888,7 @@
         <w:tc>
           <w:tcPr>
             <w:tcW w:type="dxa" w:w="1397"/>
-            <w:vAlign w:val="center"/>
+            <w:vAlign w:val="centre"/>
             <w:tcMar>
               <w:top w:w="80" w:type="dxa"/>
               <w:start w:w="80" w:type="dxa"/>
@@ -1903,7 +1903,7 @@
         <w:tc>
           <w:tcPr>
             <w:tcW w:type="dxa" w:w="1397"/>
-            <w:vAlign w:val="center"/>
+            <w:vAlign w:val="centre"/>
             <w:tcMar>
               <w:top w:w="80" w:type="dxa"/>
               <w:start w:w="80" w:type="dxa"/>
@@ -1918,7 +1918,7 @@
         <w:tc>
           <w:tcPr>
             <w:tcW w:type="dxa" w:w="1397"/>
-            <w:vAlign w:val="center"/>
+            <w:vAlign w:val="centre"/>
             <w:tcMar>
               <w:top w:w="80" w:type="dxa"/>
               <w:start w:w="80" w:type="dxa"/>
@@ -1933,7 +1933,7 @@
         <w:tc>
           <w:tcPr>
             <w:tcW w:type="dxa" w:w="1397"/>
-            <w:vAlign w:val="center"/>
+            <w:vAlign w:val="centre"/>
             <w:tcMar>
               <w:top w:w="80" w:type="dxa"/>
               <w:start w:w="80" w:type="dxa"/>
@@ -1950,7 +1950,7 @@
         <w:tc>
           <w:tcPr>
             <w:tcW w:type="dxa" w:w="1397"/>
-            <w:vAlign w:val="center"/>
+            <w:vAlign w:val="centre"/>
             <w:tcMar>
               <w:top w:w="80" w:type="dxa"/>
               <w:start w:w="80" w:type="dxa"/>
@@ -1969,7 +1969,7 @@
         <w:tc>
           <w:tcPr>
             <w:tcW w:type="dxa" w:w="1397"/>
-            <w:vAlign w:val="center"/>
+            <w:vAlign w:val="centre"/>
             <w:tcMar>
               <w:top w:w="80" w:type="dxa"/>
               <w:start w:w="80" w:type="dxa"/>
@@ -1986,7 +1986,7 @@
         <w:tc>
           <w:tcPr>
             <w:tcW w:type="dxa" w:w="1397"/>
-            <w:vAlign w:val="center"/>
+            <w:vAlign w:val="centre"/>
             <w:tcMar>
               <w:top w:w="80" w:type="dxa"/>
               <w:start w:w="80" w:type="dxa"/>
@@ -2001,7 +2001,7 @@
         <w:tc>
           <w:tcPr>
             <w:tcW w:type="dxa" w:w="1397"/>
-            <w:vAlign w:val="center"/>
+            <w:vAlign w:val="centre"/>
             <w:tcMar>
               <w:top w:w="80" w:type="dxa"/>
               <w:start w:w="80" w:type="dxa"/>
@@ -2016,7 +2016,7 @@
         <w:tc>
           <w:tcPr>
             <w:tcW w:type="dxa" w:w="1397"/>
-            <w:vAlign w:val="center"/>
+            <w:vAlign w:val="centre"/>
             <w:tcMar>
               <w:top w:w="80" w:type="dxa"/>
               <w:start w:w="80" w:type="dxa"/>
@@ -2033,7 +2033,7 @@
         <w:tc>
           <w:tcPr>
             <w:tcW w:type="dxa" w:w="1397"/>
-            <w:vAlign w:val="center"/>
+            <w:vAlign w:val="centre"/>
             <w:tcMar>
               <w:top w:w="80" w:type="dxa"/>
               <w:start w:w="80" w:type="dxa"/>
@@ -2048,7 +2048,7 @@
         <w:tc>
           <w:tcPr>
             <w:tcW w:type="dxa" w:w="1397"/>
-            <w:vAlign w:val="center"/>
+            <w:vAlign w:val="centre"/>
             <w:tcMar>
               <w:top w:w="80" w:type="dxa"/>
               <w:start w:w="80" w:type="dxa"/>
@@ -2063,7 +2063,7 @@
         <w:tc>
           <w:tcPr>
             <w:tcW w:type="dxa" w:w="1397"/>
-            <w:vAlign w:val="center"/>
+            <w:vAlign w:val="centre"/>
             <w:tcMar>
               <w:top w:w="80" w:type="dxa"/>
               <w:start w:w="80" w:type="dxa"/>
@@ -2078,7 +2078,7 @@
         <w:tc>
           <w:tcPr>
             <w:tcW w:type="dxa" w:w="1397"/>
-            <w:vAlign w:val="center"/>
+            <w:vAlign w:val="centre"/>
             <w:tcMar>
               <w:top w:w="80" w:type="dxa"/>
               <w:start w:w="80" w:type="dxa"/>
@@ -2093,7 +2093,7 @@
         <w:tc>
           <w:tcPr>
             <w:tcW w:type="dxa" w:w="1397"/>
-            <w:vAlign w:val="center"/>
+            <w:vAlign w:val="centre"/>
             <w:tcMar>
               <w:top w:w="80" w:type="dxa"/>
               <w:start w:w="80" w:type="dxa"/>
@@ -2110,7 +2110,7 @@
         <w:tc>
           <w:tcPr>
             <w:tcW w:type="dxa" w:w="1397"/>
-            <w:vAlign w:val="center"/>
+            <w:vAlign w:val="centre"/>
             <w:tcMar>
               <w:top w:w="80" w:type="dxa"/>
               <w:start w:w="80" w:type="dxa"/>
@@ -2131,7 +2131,7 @@
       <w:tblPr>
         <w:tblStyle w:val="TableGrid"/>
         <w:tblW w:type="auto" w:w="0"/>
-        <w:jc w:val="center"/>
+        <w:jc w:val="centre"/>
         <w:tblLook w:firstColumn="1" w:firstRow="1" w:lastColumn="0" w:lastRow="0" w:noHBand="0" w:noVBand="1" w:val="04A0"/>
       </w:tblPr>
       <w:tblGrid>
@@ -2148,7 +2148,7 @@
         <w:tc>
           <w:tcPr>
             <w:tcW w:type="dxa" w:w="2794"/>
-            <w:vAlign w:val="center"/>
+            <w:vAlign w:val="centre"/>
             <w:tcMar>
               <w:top w:w="80" w:type="dxa"/>
               <w:start w:w="80" w:type="dxa"/>
@@ -2169,7 +2169,7 @@
         <w:tc>
           <w:tcPr>
             <w:tcW w:type="dxa" w:w="2794"/>
-            <w:vAlign w:val="center"/>
+            <w:vAlign w:val="centre"/>
             <w:tcMar>
               <w:top w:w="80" w:type="dxa"/>
               <w:start w:w="80" w:type="dxa"/>
@@ -2190,7 +2190,7 @@
         <w:tc>
           <w:tcPr>
             <w:tcW w:type="dxa" w:w="2794"/>
-            <w:vAlign w:val="center"/>
+            <w:vAlign w:val="centre"/>
             <w:tcMar>
               <w:top w:w="80" w:type="dxa"/>
               <w:start w:w="80" w:type="dxa"/>
@@ -2211,7 +2211,7 @@
         <w:tc>
           <w:tcPr>
             <w:tcW w:type="dxa" w:w="2794"/>
-            <w:vAlign w:val="center"/>
+            <w:vAlign w:val="centre"/>
             <w:tcMar>
               <w:top w:w="80" w:type="dxa"/>
               <w:start w:w="80" w:type="dxa"/>
@@ -2232,7 +2232,7 @@
         <w:tc>
           <w:tcPr>
             <w:tcW w:type="dxa" w:w="2794"/>
-            <w:vAlign w:val="center"/>
+            <w:vAlign w:val="centre"/>
             <w:tcMar>
               <w:top w:w="80" w:type="dxa"/>
               <w:start w:w="80" w:type="dxa"/>
@@ -2255,7 +2255,7 @@
         <w:tc>
           <w:tcPr>
             <w:tcW w:type="dxa" w:w="2794"/>
-            <w:vAlign w:val="center"/>
+            <w:vAlign w:val="centre"/>
             <w:tcMar>
               <w:top w:w="80" w:type="dxa"/>
               <w:start w:w="80" w:type="dxa"/>
@@ -2272,7 +2272,7 @@
         <w:tc>
           <w:tcPr>
             <w:tcW w:type="dxa" w:w="2794"/>
-            <w:vAlign w:val="center"/>
+            <w:vAlign w:val="centre"/>
             <w:tcMar>
               <w:top w:w="80" w:type="dxa"/>
               <w:start w:w="80" w:type="dxa"/>
@@ -2287,7 +2287,7 @@
         <w:tc>
           <w:tcPr>
             <w:tcW w:type="dxa" w:w="2794"/>
-            <w:vAlign w:val="center"/>
+            <w:vAlign w:val="centre"/>
             <w:tcMar>
               <w:top w:w="80" w:type="dxa"/>
               <w:start w:w="80" w:type="dxa"/>
@@ -2302,7 +2302,7 @@
         <w:tc>
           <w:tcPr>
             <w:tcW w:type="dxa" w:w="2794"/>
-            <w:vAlign w:val="center"/>
+            <w:vAlign w:val="centre"/>
             <w:tcMar>
               <w:top w:w="80" w:type="dxa"/>
               <w:start w:w="80" w:type="dxa"/>
@@ -2317,7 +2317,7 @@
         <w:tc>
           <w:tcPr>
             <w:tcW w:type="dxa" w:w="2794"/>
-            <w:vAlign w:val="center"/>
+            <w:vAlign w:val="centre"/>
             <w:tcMar>
               <w:top w:w="80" w:type="dxa"/>
               <w:start w:w="80" w:type="dxa"/>
@@ -2334,7 +2334,7 @@
         <w:tc>
           <w:tcPr>
             <w:tcW w:type="dxa" w:w="2794"/>
-            <w:vAlign w:val="center"/>
+            <w:vAlign w:val="centre"/>
             <w:tcMar>
               <w:top w:w="80" w:type="dxa"/>
               <w:start w:w="80" w:type="dxa"/>
@@ -2351,7 +2351,7 @@
         <w:tc>
           <w:tcPr>
             <w:tcW w:type="dxa" w:w="2794"/>
-            <w:vAlign w:val="center"/>
+            <w:vAlign w:val="centre"/>
             <w:tcMar>
               <w:top w:w="80" w:type="dxa"/>
               <w:start w:w="80" w:type="dxa"/>
@@ -2366,7 +2366,7 @@
         <w:tc>
           <w:tcPr>
             <w:tcW w:type="dxa" w:w="2794"/>
-            <w:vAlign w:val="center"/>
+            <w:vAlign w:val="centre"/>
             <w:tcMar>
               <w:top w:w="80" w:type="dxa"/>
               <w:start w:w="80" w:type="dxa"/>
@@ -2381,7 +2381,7 @@
         <w:tc>
           <w:tcPr>
             <w:tcW w:type="dxa" w:w="2794"/>
-            <w:vAlign w:val="center"/>
+            <w:vAlign w:val="centre"/>
             <w:tcMar>
               <w:top w:w="80" w:type="dxa"/>
               <w:start w:w="80" w:type="dxa"/>
@@ -2396,7 +2396,7 @@
         <w:tc>
           <w:tcPr>
             <w:tcW w:type="dxa" w:w="2794"/>
-            <w:vAlign w:val="center"/>
+            <w:vAlign w:val="centre"/>
             <w:tcMar>
               <w:top w:w="80" w:type="dxa"/>
               <w:start w:w="80" w:type="dxa"/>
@@ -2413,7 +2413,7 @@
         <w:tc>
           <w:tcPr>
             <w:tcW w:type="dxa" w:w="2794"/>
-            <w:vAlign w:val="center"/>
+            <w:vAlign w:val="centre"/>
             <w:tcMar>
               <w:top w:w="80" w:type="dxa"/>
               <w:start w:w="80" w:type="dxa"/>
@@ -2430,7 +2430,7 @@
         <w:tc>
           <w:tcPr>
             <w:tcW w:type="dxa" w:w="2794"/>
-            <w:vAlign w:val="center"/>
+            <w:vAlign w:val="centre"/>
             <w:tcMar>
               <w:top w:w="80" w:type="dxa"/>
               <w:start w:w="80" w:type="dxa"/>
@@ -2445,7 +2445,7 @@
         <w:tc>
           <w:tcPr>
             <w:tcW w:type="dxa" w:w="2794"/>
-            <w:vAlign w:val="center"/>
+            <w:vAlign w:val="centre"/>
             <w:tcMar>
               <w:top w:w="80" w:type="dxa"/>
               <w:start w:w="80" w:type="dxa"/>
@@ -2460,7 +2460,7 @@
         <w:tc>
           <w:tcPr>
             <w:tcW w:type="dxa" w:w="2794"/>
-            <w:vAlign w:val="center"/>
+            <w:vAlign w:val="centre"/>
             <w:tcMar>
               <w:top w:w="80" w:type="dxa"/>
               <w:start w:w="80" w:type="dxa"/>
@@ -2475,7 +2475,7 @@
         <w:tc>
           <w:tcPr>
             <w:tcW w:type="dxa" w:w="2794"/>
-            <w:vAlign w:val="center"/>
+            <w:vAlign w:val="centre"/>
             <w:tcMar>
               <w:top w:w="80" w:type="dxa"/>
               <w:start w:w="80" w:type="dxa"/>
@@ -2492,7 +2492,7 @@
         <w:tc>
           <w:tcPr>
             <w:tcW w:type="dxa" w:w="2794"/>
-            <w:vAlign w:val="center"/>
+            <w:vAlign w:val="centre"/>
             <w:tcMar>
               <w:top w:w="80" w:type="dxa"/>
               <w:start w:w="80" w:type="dxa"/>
@@ -2509,7 +2509,7 @@
         <w:tc>
           <w:tcPr>
             <w:tcW w:type="dxa" w:w="2794"/>
-            <w:vAlign w:val="center"/>
+            <w:vAlign w:val="centre"/>
             <w:tcMar>
               <w:top w:w="80" w:type="dxa"/>
               <w:start w:w="80" w:type="dxa"/>
@@ -2524,7 +2524,7 @@
         <w:tc>
           <w:tcPr>
             <w:tcW w:type="dxa" w:w="2794"/>
-            <w:vAlign w:val="center"/>
+            <w:vAlign w:val="centre"/>
             <w:tcMar>
               <w:top w:w="80" w:type="dxa"/>
               <w:start w:w="80" w:type="dxa"/>
@@ -2539,7 +2539,7 @@
         <w:tc>
           <w:tcPr>
             <w:tcW w:type="dxa" w:w="2794"/>
-            <w:vAlign w:val="center"/>
+            <w:vAlign w:val="centre"/>
             <w:tcMar>
               <w:top w:w="80" w:type="dxa"/>
               <w:start w:w="80" w:type="dxa"/>
@@ -2554,7 +2554,7 @@
         <w:tc>
           <w:tcPr>
             <w:tcW w:type="dxa" w:w="2794"/>
-            <w:vAlign w:val="center"/>
+            <w:vAlign w:val="centre"/>
             <w:tcMar>
               <w:top w:w="80" w:type="dxa"/>
               <w:start w:w="80" w:type="dxa"/>
@@ -2571,7 +2571,7 @@
         <w:tc>
           <w:tcPr>
             <w:tcW w:type="dxa" w:w="2794"/>
-            <w:vAlign w:val="center"/>
+            <w:vAlign w:val="centre"/>
             <w:tcMar>
               <w:top w:w="80" w:type="dxa"/>
               <w:start w:w="80" w:type="dxa"/>
@@ -2588,7 +2588,7 @@
         <w:tc>
           <w:tcPr>
             <w:tcW w:type="dxa" w:w="2794"/>
-            <w:vAlign w:val="center"/>
+            <w:vAlign w:val="centre"/>
             <w:tcMar>
               <w:top w:w="80" w:type="dxa"/>
               <w:start w:w="80" w:type="dxa"/>
@@ -2603,7 +2603,7 @@
         <w:tc>
           <w:tcPr>
             <w:tcW w:type="dxa" w:w="2794"/>
-            <w:vAlign w:val="center"/>
+            <w:vAlign w:val="centre"/>
             <w:tcMar>
               <w:top w:w="80" w:type="dxa"/>
               <w:start w:w="80" w:type="dxa"/>
@@ -2618,7 +2618,7 @@
         <w:tc>
           <w:tcPr>
             <w:tcW w:type="dxa" w:w="2794"/>
-            <w:vAlign w:val="center"/>
+            <w:vAlign w:val="centre"/>
             <w:tcMar>
               <w:top w:w="80" w:type="dxa"/>
               <w:start w:w="80" w:type="dxa"/>
@@ -2633,7 +2633,7 @@
         <w:tc>
           <w:tcPr>
             <w:tcW w:type="dxa" w:w="2794"/>
-            <w:vAlign w:val="center"/>
+            <w:vAlign w:val="centre"/>
             <w:tcMar>
               <w:top w:w="80" w:type="dxa"/>
               <w:start w:w="80" w:type="dxa"/>
@@ -2650,7 +2650,7 @@
         <w:tc>
           <w:tcPr>
             <w:tcW w:type="dxa" w:w="2794"/>
-            <w:vAlign w:val="center"/>
+            <w:vAlign w:val="centre"/>
             <w:tcMar>
               <w:top w:w="80" w:type="dxa"/>
               <w:start w:w="80" w:type="dxa"/>
@@ -2667,7 +2667,7 @@
         <w:tc>
           <w:tcPr>
             <w:tcW w:type="dxa" w:w="2794"/>
-            <w:vAlign w:val="center"/>
+            <w:vAlign w:val="centre"/>
             <w:tcMar>
               <w:top w:w="80" w:type="dxa"/>
               <w:start w:w="80" w:type="dxa"/>
@@ -2682,7 +2682,7 @@
         <w:tc>
           <w:tcPr>
             <w:tcW w:type="dxa" w:w="2794"/>
-            <w:vAlign w:val="center"/>
+            <w:vAlign w:val="centre"/>
             <w:tcMar>
               <w:top w:w="80" w:type="dxa"/>
               <w:start w:w="80" w:type="dxa"/>
@@ -2697,7 +2697,7 @@
         <w:tc>
           <w:tcPr>
             <w:tcW w:type="dxa" w:w="2794"/>
-            <w:vAlign w:val="center"/>
+            <w:vAlign w:val="centre"/>
             <w:tcMar>
               <w:top w:w="80" w:type="dxa"/>
               <w:start w:w="80" w:type="dxa"/>
@@ -2712,7 +2712,7 @@
         <w:tc>
           <w:tcPr>
             <w:tcW w:type="dxa" w:w="2794"/>
-            <w:vAlign w:val="center"/>
+            <w:vAlign w:val="centre"/>
             <w:tcMar>
               <w:top w:w="80" w:type="dxa"/>
               <w:start w:w="80" w:type="dxa"/>
@@ -2729,7 +2729,7 @@
         <w:tc>
           <w:tcPr>
             <w:tcW w:type="dxa" w:w="2794"/>
-            <w:vAlign w:val="center"/>
+            <w:vAlign w:val="centre"/>
             <w:tcMar>
               <w:top w:w="80" w:type="dxa"/>
               <w:start w:w="80" w:type="dxa"/>
@@ -2746,7 +2746,7 @@
         <w:tc>
           <w:tcPr>
             <w:tcW w:type="dxa" w:w="2794"/>
-            <w:vAlign w:val="center"/>
+            <w:vAlign w:val="centre"/>
             <w:tcMar>
               <w:top w:w="80" w:type="dxa"/>
               <w:start w:w="80" w:type="dxa"/>
@@ -2761,7 +2761,7 @@
         <w:tc>
           <w:tcPr>
             <w:tcW w:type="dxa" w:w="2794"/>
-            <w:vAlign w:val="center"/>
+            <w:vAlign w:val="centre"/>
             <w:tcMar>
               <w:top w:w="80" w:type="dxa"/>
               <w:start w:w="80" w:type="dxa"/>
@@ -2776,7 +2776,7 @@
         <w:tc>
           <w:tcPr>
             <w:tcW w:type="dxa" w:w="2794"/>
-            <w:vAlign w:val="center"/>
+            <w:vAlign w:val="centre"/>
             <w:tcMar>
               <w:top w:w="80" w:type="dxa"/>
               <w:start w:w="80" w:type="dxa"/>
@@ -2791,7 +2791,7 @@
         <w:tc>
           <w:tcPr>
             <w:tcW w:type="dxa" w:w="2794"/>
-            <w:vAlign w:val="center"/>
+            <w:vAlign w:val="centre"/>
             <w:tcMar>
               <w:top w:w="80" w:type="dxa"/>
               <w:start w:w="80" w:type="dxa"/>
@@ -2808,7 +2808,7 @@
         <w:tc>
           <w:tcPr>
             <w:tcW w:type="dxa" w:w="2794"/>
-            <w:vAlign w:val="center"/>
+            <w:vAlign w:val="centre"/>
             <w:tcMar>
               <w:top w:w="80" w:type="dxa"/>
               <w:start w:w="80" w:type="dxa"/>
@@ -2825,7 +2825,7 @@
         <w:tc>
           <w:tcPr>
             <w:tcW w:type="dxa" w:w="2794"/>
-            <w:vAlign w:val="center"/>
+            <w:vAlign w:val="centre"/>
             <w:tcMar>
               <w:top w:w="80" w:type="dxa"/>
               <w:start w:w="80" w:type="dxa"/>
@@ -2840,7 +2840,7 @@
         <w:tc>
           <w:tcPr>
             <w:tcW w:type="dxa" w:w="2794"/>
-            <w:vAlign w:val="center"/>
+            <w:vAlign w:val="centre"/>
             <w:tcMar>
               <w:top w:w="80" w:type="dxa"/>
               <w:start w:w="80" w:type="dxa"/>
@@ -2855,7 +2855,7 @@
         <w:tc>
           <w:tcPr>
             <w:tcW w:type="dxa" w:w="2794"/>
-            <w:vAlign w:val="center"/>
+            <w:vAlign w:val="centre"/>
             <w:tcMar>
               <w:top w:w="80" w:type="dxa"/>
               <w:start w:w="80" w:type="dxa"/>
@@ -2870,7 +2870,7 @@
         <w:tc>
           <w:tcPr>
             <w:tcW w:type="dxa" w:w="2794"/>
-            <w:vAlign w:val="center"/>
+            <w:vAlign w:val="centre"/>
             <w:tcMar>
               <w:top w:w="80" w:type="dxa"/>
               <w:start w:w="80" w:type="dxa"/>
@@ -2887,7 +2887,7 @@
         <w:tc>
           <w:tcPr>
             <w:tcW w:type="dxa" w:w="2794"/>
-            <w:vAlign w:val="center"/>
+            <w:vAlign w:val="centre"/>
             <w:tcMar>
               <w:top w:w="80" w:type="dxa"/>
               <w:start w:w="80" w:type="dxa"/>
@@ -2904,7 +2904,7 @@
         <w:tc>
           <w:tcPr>
             <w:tcW w:type="dxa" w:w="2794"/>
-            <w:vAlign w:val="center"/>
+            <w:vAlign w:val="centre"/>
             <w:tcMar>
               <w:top w:w="80" w:type="dxa"/>
               <w:start w:w="80" w:type="dxa"/>
@@ -2919,7 +2919,7 @@
         <w:tc>
           <w:tcPr>
             <w:tcW w:type="dxa" w:w="2794"/>
-            <w:vAlign w:val="center"/>
+            <w:vAlign w:val="centre"/>
             <w:tcMar>
               <w:top w:w="80" w:type="dxa"/>
               <w:start w:w="80" w:type="dxa"/>
@@ -2934,7 +2934,7 @@
         <w:tc>
           <w:tcPr>
             <w:tcW w:type="dxa" w:w="2794"/>
-            <w:vAlign w:val="center"/>
+            <w:vAlign w:val="centre"/>
             <w:tcMar>
               <w:top w:w="80" w:type="dxa"/>
               <w:start w:w="80" w:type="dxa"/>
@@ -2949,7 +2949,7 @@
         <w:tc>
           <w:tcPr>
             <w:tcW w:type="dxa" w:w="2794"/>
-            <w:vAlign w:val="center"/>
+            <w:vAlign w:val="centre"/>
             <w:tcMar>
               <w:top w:w="80" w:type="dxa"/>
               <w:start w:w="80" w:type="dxa"/>
@@ -2968,7 +2968,7 @@
       <w:tblPr>
         <w:tblStyle w:val="TableGrid"/>
         <w:tblW w:type="auto" w:w="0"/>
-        <w:jc w:val="center"/>
+        <w:jc w:val="centre"/>
         <w:tblLook w:firstColumn="1" w:firstRow="1" w:lastColumn="0" w:lastRow="0" w:noHBand="0" w:noVBand="1" w:val="04A0"/>
       </w:tblPr>
       <w:tblGrid>
@@ -2982,7 +2982,7 @@
         <w:tc>
           <w:tcPr>
             <w:tcW w:type="dxa" w:w="6984"/>
-            <w:vAlign w:val="center"/>
+            <w:vAlign w:val="centre"/>
             <w:tcMar>
               <w:top w:w="80" w:type="dxa"/>
               <w:start w:w="80" w:type="dxa"/>
@@ -3003,7 +3003,7 @@
         <w:tc>
           <w:tcPr>
             <w:tcW w:type="dxa" w:w="6984"/>
-            <w:vAlign w:val="center"/>
+            <w:vAlign w:val="centre"/>
             <w:tcMar>
               <w:top w:w="80" w:type="dxa"/>
               <w:start w:w="80" w:type="dxa"/>
@@ -3026,7 +3026,7 @@
         <w:tc>
           <w:tcPr>
             <w:tcW w:type="dxa" w:w="6984"/>
-            <w:vAlign w:val="center"/>
+            <w:vAlign w:val="centre"/>
             <w:tcMar>
               <w:top w:w="80" w:type="dxa"/>
               <w:start w:w="80" w:type="dxa"/>
@@ -3043,7 +3043,7 @@
         <w:tc>
           <w:tcPr>
             <w:tcW w:type="dxa" w:w="6984"/>
-            <w:vAlign w:val="center"/>
+            <w:vAlign w:val="centre"/>
             <w:tcMar>
               <w:top w:w="80" w:type="dxa"/>
               <w:start w:w="80" w:type="dxa"/>
@@ -3062,7 +3062,7 @@
         <w:tc>
           <w:tcPr>
             <w:tcW w:type="dxa" w:w="6984"/>
-            <w:vAlign w:val="center"/>
+            <w:vAlign w:val="centre"/>
             <w:tcMar>
               <w:top w:w="80" w:type="dxa"/>
               <w:start w:w="80" w:type="dxa"/>
@@ -3079,7 +3079,7 @@
         <w:tc>
           <w:tcPr>
             <w:tcW w:type="dxa" w:w="6984"/>
-            <w:vAlign w:val="center"/>
+            <w:vAlign w:val="centre"/>
             <w:tcMar>
               <w:top w:w="80" w:type="dxa"/>
               <w:start w:w="80" w:type="dxa"/>
@@ -3098,7 +3098,7 @@
         <w:tc>
           <w:tcPr>
             <w:tcW w:type="dxa" w:w="6984"/>
-            <w:vAlign w:val="center"/>
+            <w:vAlign w:val="centre"/>
             <w:tcMar>
               <w:top w:w="80" w:type="dxa"/>
               <w:start w:w="80" w:type="dxa"/>
@@ -3115,7 +3115,7 @@
         <w:tc>
           <w:tcPr>
             <w:tcW w:type="dxa" w:w="6984"/>
-            <w:vAlign w:val="center"/>
+            <w:vAlign w:val="centre"/>
             <w:tcMar>
               <w:top w:w="80" w:type="dxa"/>
               <w:start w:w="80" w:type="dxa"/>
@@ -3134,7 +3134,7 @@
         <w:tc>
           <w:tcPr>
             <w:tcW w:type="dxa" w:w="6984"/>
-            <w:vAlign w:val="center"/>
+            <w:vAlign w:val="centre"/>
             <w:tcMar>
               <w:top w:w="80" w:type="dxa"/>
               <w:start w:w="80" w:type="dxa"/>
@@ -3151,7 +3151,7 @@
         <w:tc>
           <w:tcPr>
             <w:tcW w:type="dxa" w:w="6984"/>
-            <w:vAlign w:val="center"/>
+            <w:vAlign w:val="centre"/>
             <w:tcMar>
               <w:top w:w="80" w:type="dxa"/>
               <w:start w:w="80" w:type="dxa"/>
@@ -3170,7 +3170,7 @@
         <w:tc>
           <w:tcPr>
             <w:tcW w:type="dxa" w:w="6984"/>
-            <w:vAlign w:val="center"/>
+            <w:vAlign w:val="centre"/>
             <w:tcMar>
               <w:top w:w="80" w:type="dxa"/>
               <w:start w:w="80" w:type="dxa"/>
@@ -3187,7 +3187,7 @@
         <w:tc>
           <w:tcPr>
             <w:tcW w:type="dxa" w:w="6984"/>
-            <w:vAlign w:val="center"/>
+            <w:vAlign w:val="centre"/>
             <w:tcMar>
               <w:top w:w="80" w:type="dxa"/>
               <w:start w:w="80" w:type="dxa"/>
@@ -3206,7 +3206,7 @@
         <w:tc>
           <w:tcPr>
             <w:tcW w:type="dxa" w:w="6984"/>
-            <w:vAlign w:val="center"/>
+            <w:vAlign w:val="centre"/>
             <w:tcMar>
               <w:top w:w="80" w:type="dxa"/>
               <w:start w:w="80" w:type="dxa"/>
@@ -3223,7 +3223,7 @@
         <w:tc>
           <w:tcPr>
             <w:tcW w:type="dxa" w:w="6984"/>
-            <w:vAlign w:val="center"/>
+            <w:vAlign w:val="centre"/>
             <w:tcMar>
               <w:top w:w="80" w:type="dxa"/>
               <w:start w:w="80" w:type="dxa"/>
@@ -3242,7 +3242,7 @@
         <w:tc>
           <w:tcPr>
             <w:tcW w:type="dxa" w:w="6984"/>
-            <w:vAlign w:val="center"/>
+            <w:vAlign w:val="centre"/>
             <w:tcMar>
               <w:top w:w="80" w:type="dxa"/>
               <w:start w:w="80" w:type="dxa"/>
@@ -3259,7 +3259,7 @@
         <w:tc>
           <w:tcPr>
             <w:tcW w:type="dxa" w:w="6984"/>
-            <w:vAlign w:val="center"/>
+            <w:vAlign w:val="centre"/>
             <w:tcMar>
               <w:top w:w="80" w:type="dxa"/>
               <w:start w:w="80" w:type="dxa"/>
@@ -3365,21 +3365,14 @@
   <w:p>
     <w:pPr>
       <w:pStyle w:val="Footer"/>
-      <w:jc w:val="center"/>
+      <w:jc w:val="centre"/>
     </w:pPr>
     <w:r>
       <w:rPr>
-        <w:color w:val="646464"/>
-        <w:sz w:val="14"/>
-      </w:rPr>
-      <w:t>Copyright © 2026 Author(s) of Artificial Intelligence and Healthcare Economics | V1.0 | CC BY-NC 4.0 content notice</w:t>
-    </w:r>
-    <w:r>
-      <w:rPr>
-        <w:color w:val="646464"/>
-        <w:sz w:val="14"/>
-      </w:rPr>
-      <w:t>Copyright © 2026 Author(s) of Artificial Intelligence and Healthcare Economics | V1.0 | CC BY-NC 4.0 content notice</w:t>
+        <w:color w:val="5F5A5B"/>
+        <w:sz w:val="15"/>
+      </w:rPr>
+      <w:t>Muthana Zouri · Carmen Marinela Cumpăt · Grigore T. Popa University of Medicine and Pharmacy Publishing House · 2026</w:t>
     </w:r>
   </w:p>
 </w:ftr>
@@ -3410,7 +3403,25 @@
   <w:p>
     <w:pPr>
       <w:pStyle w:val="Header"/>
+      <w:jc w:val="centre"/>
     </w:pPr>
+    <w:r/>
+    <w:r>
+      <w:rPr>
+        <w:rFonts w:ascii="Georgia" w:hAnsi="Georgia"/>
+        <w:b/>
+        <w:color w:val="7B1734"/>
+        <w:sz w:val="17"/>
+      </w:rPr>
+      <w:t>Artificial Intelligence and Healthcare Economics</w:t>
+    </w:r>
+    <w:r>
+      <w:rPr>
+        <w:color w:val="5F5A5B"/>
+        <w:sz w:val="16"/>
+      </w:rPr>
+      <w:t xml:space="preserve"> · Digital Resource Companion · V1.0</w:t>
+    </w:r>
   </w:p>
 </w:hdr>
 </file>
@@ -3812,7 +3823,7 @@
     <w:rsid w:val="00E618BF"/>
     <w:pPr>
       <w:tabs>
-        <w:tab w:val="center" w:pos="4680"/>
+        <w:tab w:val="centre" w:pos="4680"/>
         <w:tab w:val="right" w:pos="9360"/>
       </w:tabs>
       <w:spacing w:after="0" w:line="240" w:lineRule="auto"/>
@@ -3834,7 +3845,7 @@
     <w:rsid w:val="00E618BF"/>
     <w:pPr>
       <w:tabs>
-        <w:tab w:val="center" w:pos="4680"/>
+        <w:tab w:val="centre" w:pos="4680"/>
         <w:tab w:val="right" w:pos="9360"/>
       </w:tabs>
       <w:spacing w:after="0" w:line="240" w:lineRule="auto"/>
